--- a/-!DOCTYPE html-.docx
+++ b/-!DOCTYPE html-.docx
@@ -30,7 +30,7 @@
           <w:sz w:val="28"/>
           <w:u w:color="auto"/>
         </w:rPr>
-        <w:t>&lt;html lang="en"&gt;</w:t>
+        <w:t>&lt;html&gt;</w:t>
       </w:r>
       <w:r>
         <w:rPr>
@@ -62,39 +62,527 @@
           <w:sz w:val="28"/>
           <w:u w:color="auto"/>
         </w:rPr>
-        <w:t>  &lt;meta charset="UTF-8"&gt;</w:t>
-      </w:r>
-      <w:r>
-        <w:rPr>
-          <w:u w:color="auto"/>
-        </w:rPr>
-        <w:t>﻿</w:t>
-        <w:cr/>
-        <w:t/>
-      </w:r>
-      <w:r>
-        <w:rPr>
-          <w:rFonts w:eastAsia="微软雅黑" w:ascii="微软雅黑" w:hAnsi="微软雅黑" w:cs="微软雅黑"/>
-          <w:sz w:val="28"/>
-          <w:u w:color="auto"/>
-        </w:rPr>
-        <w:t>  &lt;meta name="viewport" content="width=device-width, initial-scale=1.0"&gt;</w:t>
-      </w:r>
-      <w:r>
-        <w:rPr>
-          <w:u w:color="auto"/>
-        </w:rPr>
-        <w:t>﻿</w:t>
-        <w:cr/>
-        <w:t/>
-      </w:r>
-      <w:r>
-        <w:rPr>
-          <w:rFonts w:eastAsia="微软雅黑" w:ascii="微软雅黑" w:hAnsi="微软雅黑" w:cs="微软雅黑"/>
-          <w:sz w:val="28"/>
-          <w:u w:color="auto"/>
-        </w:rPr>
-        <w:t>  &lt;title&gt;BK's Loan&lt;/title&gt;</w:t>
+        <w:t>  &lt;title&gt;Easy Loan&lt;/title&gt;</w:t>
+      </w:r>
+      <w:r>
+        <w:rPr>
+          <w:u w:color="auto"/>
+        </w:rPr>
+        <w:t>﻿</w:t>
+        <w:cr/>
+        <w:t/>
+      </w:r>
+      <w:r>
+        <w:rPr>
+          <w:rFonts w:eastAsia="微软雅黑" w:ascii="微软雅黑" w:hAnsi="微软雅黑" w:cs="微软雅黑"/>
+          <w:sz w:val="28"/>
+          <w:u w:color="auto"/>
+        </w:rPr>
+        <w:t>  &lt;style&gt;</w:t>
+      </w:r>
+      <w:r>
+        <w:rPr>
+          <w:u w:color="auto"/>
+        </w:rPr>
+        <w:t>﻿</w:t>
+        <w:cr/>
+        <w:t/>
+      </w:r>
+      <w:r>
+        <w:rPr>
+          <w:rFonts w:eastAsia="微软雅黑" w:ascii="微软雅黑" w:hAnsi="微软雅黑" w:cs="微软雅黑"/>
+          <w:sz w:val="28"/>
+          <w:u w:color="auto"/>
+        </w:rPr>
+        <w:t>    body {</w:t>
+      </w:r>
+      <w:r>
+        <w:rPr>
+          <w:u w:color="auto"/>
+        </w:rPr>
+        <w:t>﻿</w:t>
+        <w:cr/>
+        <w:t/>
+      </w:r>
+      <w:r>
+        <w:rPr>
+          <w:rFonts w:eastAsia="微软雅黑" w:ascii="微软雅黑" w:hAnsi="微软雅黑" w:cs="微软雅黑"/>
+          <w:sz w:val="28"/>
+          <w:u w:color="auto"/>
+        </w:rPr>
+        <w:t>      font-family: Arial;</w:t>
+      </w:r>
+      <w:r>
+        <w:rPr>
+          <w:u w:color="auto"/>
+        </w:rPr>
+        <w:t>﻿</w:t>
+        <w:cr/>
+        <w:t/>
+      </w:r>
+      <w:r>
+        <w:rPr>
+          <w:rFonts w:eastAsia="微软雅黑" w:ascii="微软雅黑" w:hAnsi="微软雅黑" w:cs="微软雅黑"/>
+          <w:sz w:val="28"/>
+          <w:u w:color="auto"/>
+        </w:rPr>
+        <w:t>      margin: 0;</w:t>
+      </w:r>
+      <w:r>
+        <w:rPr>
+          <w:u w:color="auto"/>
+        </w:rPr>
+        <w:t>﻿</w:t>
+        <w:cr/>
+        <w:t/>
+      </w:r>
+      <w:r>
+        <w:rPr>
+          <w:rFonts w:eastAsia="微软雅黑" w:ascii="微软雅黑" w:hAnsi="微软雅黑" w:cs="微软雅黑"/>
+          <w:sz w:val="28"/>
+          <w:u w:color="auto"/>
+        </w:rPr>
+        <w:t>      background: linear-gradient(135deg, #ff4da6, #ff80bf);</w:t>
+      </w:r>
+      <w:r>
+        <w:rPr>
+          <w:u w:color="auto"/>
+        </w:rPr>
+        <w:t>﻿</w:t>
+        <w:cr/>
+        <w:t/>
+      </w:r>
+      <w:r>
+        <w:rPr>
+          <w:rFonts w:eastAsia="微软雅黑" w:ascii="微软雅黑" w:hAnsi="微软雅黑" w:cs="微软雅黑"/>
+          <w:sz w:val="28"/>
+          <w:u w:color="auto"/>
+        </w:rPr>
+        <w:t>    }</w:t>
+      </w:r>
+      <w:r>
+        <w:rPr>
+          <w:u w:color="auto"/>
+        </w:rPr>
+        <w:t>﻿</w:t>
+        <w:cr/>
+        <w:t/>
+        <w:cr/>
+        <w:t/>
+      </w:r>
+      <w:r>
+        <w:rPr>
+          <w:rFonts w:eastAsia="微软雅黑" w:ascii="微软雅黑" w:hAnsi="微软雅黑" w:cs="微软雅黑"/>
+          <w:sz w:val="28"/>
+          <w:u w:color="auto"/>
+        </w:rPr>
+        <w:t>    .container {</w:t>
+      </w:r>
+      <w:r>
+        <w:rPr>
+          <w:u w:color="auto"/>
+        </w:rPr>
+        <w:t>﻿</w:t>
+        <w:cr/>
+        <w:t/>
+      </w:r>
+      <w:r>
+        <w:rPr>
+          <w:rFonts w:eastAsia="微软雅黑" w:ascii="微软雅黑" w:hAnsi="微软雅黑" w:cs="微软雅黑"/>
+          <w:sz w:val="28"/>
+          <w:u w:color="auto"/>
+        </w:rPr>
+        <w:t>      background: white;</w:t>
+      </w:r>
+      <w:r>
+        <w:rPr>
+          <w:u w:color="auto"/>
+        </w:rPr>
+        <w:t>﻿</w:t>
+        <w:cr/>
+        <w:t/>
+      </w:r>
+      <w:r>
+        <w:rPr>
+          <w:rFonts w:eastAsia="微软雅黑" w:ascii="微软雅黑" w:hAnsi="微软雅黑" w:cs="微软雅黑"/>
+          <w:sz w:val="28"/>
+          <w:u w:color="auto"/>
+        </w:rPr>
+        <w:t>      padding: 20px;</w:t>
+      </w:r>
+      <w:r>
+        <w:rPr>
+          <w:u w:color="auto"/>
+        </w:rPr>
+        <w:t>﻿</w:t>
+        <w:cr/>
+        <w:t/>
+      </w:r>
+      <w:r>
+        <w:rPr>
+          <w:rFonts w:eastAsia="微软雅黑" w:ascii="微软雅黑" w:hAnsi="微软雅黑" w:cs="微软雅黑"/>
+          <w:sz w:val="28"/>
+          <w:u w:color="auto"/>
+        </w:rPr>
+        <w:t>      margin: 50px auto;</w:t>
+      </w:r>
+      <w:r>
+        <w:rPr>
+          <w:u w:color="auto"/>
+        </w:rPr>
+        <w:t>﻿</w:t>
+        <w:cr/>
+        <w:t/>
+      </w:r>
+      <w:r>
+        <w:rPr>
+          <w:rFonts w:eastAsia="微软雅黑" w:ascii="微软雅黑" w:hAnsi="微软雅黑" w:cs="微软雅黑"/>
+          <w:sz w:val="28"/>
+          <w:u w:color="auto"/>
+        </w:rPr>
+        <w:t>      width: 90%;</w:t>
+      </w:r>
+      <w:r>
+        <w:rPr>
+          <w:u w:color="auto"/>
+        </w:rPr>
+        <w:t>﻿</w:t>
+        <w:cr/>
+        <w:t/>
+      </w:r>
+      <w:r>
+        <w:rPr>
+          <w:rFonts w:eastAsia="微软雅黑" w:ascii="微软雅黑" w:hAnsi="微软雅黑" w:cs="微软雅黑"/>
+          <w:sz w:val="28"/>
+          <w:u w:color="auto"/>
+        </w:rPr>
+        <w:t>      max-width: 400px;</w:t>
+      </w:r>
+      <w:r>
+        <w:rPr>
+          <w:u w:color="auto"/>
+        </w:rPr>
+        <w:t>﻿</w:t>
+        <w:cr/>
+        <w:t/>
+      </w:r>
+      <w:r>
+        <w:rPr>
+          <w:rFonts w:eastAsia="微软雅黑" w:ascii="微软雅黑" w:hAnsi="微软雅黑" w:cs="微软雅黑"/>
+          <w:sz w:val="28"/>
+          <w:u w:color="auto"/>
+        </w:rPr>
+        <w:t>      text-align: center;</w:t>
+      </w:r>
+      <w:r>
+        <w:rPr>
+          <w:u w:color="auto"/>
+        </w:rPr>
+        <w:t>﻿</w:t>
+        <w:cr/>
+        <w:t/>
+      </w:r>
+      <w:r>
+        <w:rPr>
+          <w:rFonts w:eastAsia="微软雅黑" w:ascii="微软雅黑" w:hAnsi="微软雅黑" w:cs="微软雅黑"/>
+          <w:sz w:val="28"/>
+          <w:u w:color="auto"/>
+        </w:rPr>
+        <w:t>      border-radius: 10px;</w:t>
+      </w:r>
+      <w:r>
+        <w:rPr>
+          <w:u w:color="auto"/>
+        </w:rPr>
+        <w:t>﻿</w:t>
+        <w:cr/>
+        <w:t/>
+      </w:r>
+      <w:r>
+        <w:rPr>
+          <w:rFonts w:eastAsia="微软雅黑" w:ascii="微软雅黑" w:hAnsi="微软雅黑" w:cs="微软雅黑"/>
+          <w:sz w:val="28"/>
+          <w:u w:color="auto"/>
+        </w:rPr>
+        <w:t>    }</w:t>
+      </w:r>
+      <w:r>
+        <w:rPr>
+          <w:u w:color="auto"/>
+        </w:rPr>
+        <w:t>﻿</w:t>
+        <w:cr/>
+        <w:t/>
+        <w:cr/>
+        <w:t/>
+      </w:r>
+      <w:r>
+        <w:rPr>
+          <w:rFonts w:eastAsia="微软雅黑" w:ascii="微软雅黑" w:hAnsi="微软雅黑" w:cs="微软雅黑"/>
+          <w:sz w:val="28"/>
+          <w:u w:color="auto"/>
+        </w:rPr>
+        <w:t>    input, select {</w:t>
+      </w:r>
+      <w:r>
+        <w:rPr>
+          <w:u w:color="auto"/>
+        </w:rPr>
+        <w:t>﻿</w:t>
+        <w:cr/>
+        <w:t/>
+      </w:r>
+      <w:r>
+        <w:rPr>
+          <w:rFonts w:eastAsia="微软雅黑" w:ascii="微软雅黑" w:hAnsi="微软雅黑" w:cs="微软雅黑"/>
+          <w:sz w:val="28"/>
+          <w:u w:color="auto"/>
+        </w:rPr>
+        <w:t>      width: 90%;</w:t>
+      </w:r>
+      <w:r>
+        <w:rPr>
+          <w:u w:color="auto"/>
+        </w:rPr>
+        <w:t>﻿</w:t>
+        <w:cr/>
+        <w:t/>
+      </w:r>
+      <w:r>
+        <w:rPr>
+          <w:rFonts w:eastAsia="微软雅黑" w:ascii="微软雅黑" w:hAnsi="微软雅黑" w:cs="微软雅黑"/>
+          <w:sz w:val="28"/>
+          <w:u w:color="auto"/>
+        </w:rPr>
+        <w:t>      padding: 10px;</w:t>
+      </w:r>
+      <w:r>
+        <w:rPr>
+          <w:u w:color="auto"/>
+        </w:rPr>
+        <w:t>﻿</w:t>
+        <w:cr/>
+        <w:t/>
+      </w:r>
+      <w:r>
+        <w:rPr>
+          <w:rFonts w:eastAsia="微软雅黑" w:ascii="微软雅黑" w:hAnsi="微软雅黑" w:cs="微软雅黑"/>
+          <w:sz w:val="28"/>
+          <w:u w:color="auto"/>
+        </w:rPr>
+        <w:t>      margin: 10px 0;</w:t>
+      </w:r>
+      <w:r>
+        <w:rPr>
+          <w:u w:color="auto"/>
+        </w:rPr>
+        <w:t>﻿</w:t>
+        <w:cr/>
+        <w:t/>
+      </w:r>
+      <w:r>
+        <w:rPr>
+          <w:rFonts w:eastAsia="微软雅黑" w:ascii="微软雅黑" w:hAnsi="微软雅黑" w:cs="微软雅黑"/>
+          <w:sz w:val="28"/>
+          <w:u w:color="auto"/>
+        </w:rPr>
+        <w:t>    }</w:t>
+      </w:r>
+      <w:r>
+        <w:rPr>
+          <w:u w:color="auto"/>
+        </w:rPr>
+        <w:t>﻿</w:t>
+        <w:cr/>
+        <w:t/>
+        <w:cr/>
+        <w:t/>
+      </w:r>
+      <w:r>
+        <w:rPr>
+          <w:rFonts w:eastAsia="微软雅黑" w:ascii="微软雅黑" w:hAnsi="微软雅黑" w:cs="微软雅黑"/>
+          <w:sz w:val="28"/>
+          <w:u w:color="auto"/>
+        </w:rPr>
+        <w:t>    button {</w:t>
+      </w:r>
+      <w:r>
+        <w:rPr>
+          <w:u w:color="auto"/>
+        </w:rPr>
+        <w:t>﻿</w:t>
+        <w:cr/>
+        <w:t/>
+      </w:r>
+      <w:r>
+        <w:rPr>
+          <w:rFonts w:eastAsia="微软雅黑" w:ascii="微软雅黑" w:hAnsi="微软雅黑" w:cs="微软雅黑"/>
+          <w:sz w:val="28"/>
+          <w:u w:color="auto"/>
+        </w:rPr>
+        <w:t>      background: #ff4da6;</w:t>
+      </w:r>
+      <w:r>
+        <w:rPr>
+          <w:u w:color="auto"/>
+        </w:rPr>
+        <w:t>﻿</w:t>
+        <w:cr/>
+        <w:t/>
+      </w:r>
+      <w:r>
+        <w:rPr>
+          <w:rFonts w:eastAsia="微软雅黑" w:ascii="微软雅黑" w:hAnsi="微软雅黑" w:cs="微软雅黑"/>
+          <w:sz w:val="28"/>
+          <w:u w:color="auto"/>
+        </w:rPr>
+        <w:t>      color: white;</w:t>
+      </w:r>
+      <w:r>
+        <w:rPr>
+          <w:u w:color="auto"/>
+        </w:rPr>
+        <w:t>﻿</w:t>
+        <w:cr/>
+        <w:t/>
+      </w:r>
+      <w:r>
+        <w:rPr>
+          <w:rFonts w:eastAsia="微软雅黑" w:ascii="微软雅黑" w:hAnsi="微软雅黑" w:cs="微软雅黑"/>
+          <w:sz w:val="28"/>
+          <w:u w:color="auto"/>
+        </w:rPr>
+        <w:t>      border: none;</w:t>
+      </w:r>
+      <w:r>
+        <w:rPr>
+          <w:u w:color="auto"/>
+        </w:rPr>
+        <w:t>﻿</w:t>
+        <w:cr/>
+        <w:t/>
+      </w:r>
+      <w:r>
+        <w:rPr>
+          <w:rFonts w:eastAsia="微软雅黑" w:ascii="微软雅黑" w:hAnsi="微软雅黑" w:cs="微软雅黑"/>
+          <w:sz w:val="28"/>
+          <w:u w:color="auto"/>
+        </w:rPr>
+        <w:t>      padding: 10px;</w:t>
+      </w:r>
+      <w:r>
+        <w:rPr>
+          <w:u w:color="auto"/>
+        </w:rPr>
+        <w:t>﻿</w:t>
+        <w:cr/>
+        <w:t/>
+      </w:r>
+      <w:r>
+        <w:rPr>
+          <w:rFonts w:eastAsia="微软雅黑" w:ascii="微软雅黑" w:hAnsi="微软雅黑" w:cs="微软雅黑"/>
+          <w:sz w:val="28"/>
+          <w:u w:color="auto"/>
+        </w:rPr>
+        <w:t>      width: 100%;</w:t>
+      </w:r>
+      <w:r>
+        <w:rPr>
+          <w:u w:color="auto"/>
+        </w:rPr>
+        <w:t>﻿</w:t>
+        <w:cr/>
+        <w:t/>
+      </w:r>
+      <w:r>
+        <w:rPr>
+          <w:rFonts w:eastAsia="微软雅黑" w:ascii="微软雅黑" w:hAnsi="微软雅黑" w:cs="微软雅黑"/>
+          <w:sz w:val="28"/>
+          <w:u w:color="auto"/>
+        </w:rPr>
+        <w:t>      cursor: pointer;</w:t>
+      </w:r>
+      <w:r>
+        <w:rPr>
+          <w:u w:color="auto"/>
+        </w:rPr>
+        <w:t>﻿</w:t>
+        <w:cr/>
+        <w:t/>
+      </w:r>
+      <w:r>
+        <w:rPr>
+          <w:rFonts w:eastAsia="微软雅黑" w:ascii="微软雅黑" w:hAnsi="微软雅黑" w:cs="微软雅黑"/>
+          <w:sz w:val="28"/>
+          <w:u w:color="auto"/>
+        </w:rPr>
+        <w:t>    }</w:t>
+      </w:r>
+      <w:r>
+        <w:rPr>
+          <w:u w:color="auto"/>
+        </w:rPr>
+        <w:t>﻿</w:t>
+        <w:cr/>
+        <w:t/>
+        <w:cr/>
+        <w:t/>
+      </w:r>
+      <w:r>
+        <w:rPr>
+          <w:rFonts w:eastAsia="微软雅黑" w:ascii="微软雅黑" w:hAnsi="微软雅黑" w:cs="微软雅黑"/>
+          <w:sz w:val="28"/>
+          <w:u w:color="auto"/>
+        </w:rPr>
+        <w:t>    .hidden {</w:t>
+      </w:r>
+      <w:r>
+        <w:rPr>
+          <w:u w:color="auto"/>
+        </w:rPr>
+        <w:t>﻿</w:t>
+        <w:cr/>
+        <w:t/>
+      </w:r>
+      <w:r>
+        <w:rPr>
+          <w:rFonts w:eastAsia="微软雅黑" w:ascii="微软雅黑" w:hAnsi="微软雅黑" w:cs="微软雅黑"/>
+          <w:sz w:val="28"/>
+          <w:u w:color="auto"/>
+        </w:rPr>
+        <w:t>      display: none;</w:t>
+      </w:r>
+      <w:r>
+        <w:rPr>
+          <w:u w:color="auto"/>
+        </w:rPr>
+        <w:t>﻿</w:t>
+        <w:cr/>
+        <w:t/>
+      </w:r>
+      <w:r>
+        <w:rPr>
+          <w:rFonts w:eastAsia="微软雅黑" w:ascii="微软雅黑" w:hAnsi="微软雅黑" w:cs="微软雅黑"/>
+          <w:sz w:val="28"/>
+          <w:u w:color="auto"/>
+        </w:rPr>
+        <w:t>    }</w:t>
+      </w:r>
+      <w:r>
+        <w:rPr>
+          <w:u w:color="auto"/>
+        </w:rPr>
+        <w:t>﻿</w:t>
+        <w:cr/>
+        <w:t/>
+      </w:r>
+      <w:r>
+        <w:rPr>
+          <w:rFonts w:eastAsia="微软雅黑" w:ascii="微软雅黑" w:hAnsi="微软雅黑" w:cs="微软雅黑"/>
+          <w:sz w:val="28"/>
+          <w:u w:color="auto"/>
+        </w:rPr>
+        <w:t>  &lt;/style&gt;</w:t>
       </w:r>
       <w:r>
         <w:rPr>
@@ -135,20 +623,1158 @@
         <w:t>﻿</w:t>
         <w:cr/>
         <w:t/>
-      </w:r>
-      <w:r>
-        <w:rPr>
-          <w:rFonts w:eastAsia="微软雅黑" w:ascii="微软雅黑" w:hAnsi="微软雅黑" w:cs="微软雅黑"/>
-          <w:sz w:val="28"/>
-          <w:u w:color="auto"/>
-        </w:rPr>
-        <w:t>  &lt;div id="root"&gt;&lt;/div&gt;</w:t>
-      </w:r>
-      <w:r>
-        <w:rPr>
-          <w:u w:color="auto"/>
-        </w:rPr>
-        <w:t>﻿</w:t>
+        <w:cr/>
+        <w:t/>
+      </w:r>
+      <w:r>
+        <w:rPr>
+          <w:rFonts w:eastAsia="微软雅黑" w:ascii="微软雅黑" w:hAnsi="微软雅黑" w:cs="微软雅黑"/>
+          <w:sz w:val="28"/>
+          <w:u w:color="auto"/>
+        </w:rPr>
+        <w:t>&lt;!-- HOME --&gt;</w:t>
+      </w:r>
+      <w:r>
+        <w:rPr>
+          <w:u w:color="auto"/>
+        </w:rPr>
+        <w:t>﻿</w:t>
+        <w:cr/>
+        <w:t/>
+      </w:r>
+      <w:r>
+        <w:rPr>
+          <w:rFonts w:eastAsia="微软雅黑" w:ascii="微软雅黑" w:hAnsi="微软雅黑" w:cs="微软雅黑"/>
+          <w:sz w:val="28"/>
+          <w:u w:color="auto"/>
+        </w:rPr>
+        <w:t>&lt;div class="container" id="home"&gt;</w:t>
+      </w:r>
+      <w:r>
+        <w:rPr>
+          <w:u w:color="auto"/>
+        </w:rPr>
+        <w:t>﻿</w:t>
+        <w:cr/>
+        <w:t/>
+      </w:r>
+      <w:r>
+        <w:rPr>
+          <w:rFonts w:eastAsia="微软雅黑" w:ascii="微软雅黑" w:hAnsi="微软雅黑" w:cs="微软雅黑"/>
+          <w:sz w:val="28"/>
+          <w:u w:color="auto"/>
+        </w:rPr>
+        <w:t>  &lt;h1 style="background:#ff4da6;color:white;padding:10px;"&gt;Easy Loan&lt;/h1&gt;</w:t>
+      </w:r>
+      <w:r>
+        <w:rPr>
+          <w:u w:color="auto"/>
+        </w:rPr>
+        <w:t>﻿</w:t>
+        <w:cr/>
+        <w:t/>
+      </w:r>
+      <w:r>
+        <w:rPr>
+          <w:rFonts w:eastAsia="微软雅黑" w:ascii="微软雅黑" w:hAnsi="微软雅黑" w:cs="微软雅黑"/>
+          <w:sz w:val="28"/>
+          <w:u w:color="auto"/>
+        </w:rPr>
+        <w:t>  &lt;p&gt;Get instant loan easily&lt;/p&gt;</w:t>
+      </w:r>
+      <w:r>
+        <w:rPr>
+          <w:u w:color="auto"/>
+        </w:rPr>
+        <w:t>﻿</w:t>
+        <w:cr/>
+        <w:t/>
+        <w:cr/>
+        <w:t/>
+      </w:r>
+      <w:r>
+        <w:rPr>
+          <w:rFonts w:eastAsia="微软雅黑" w:ascii="微软雅黑" w:hAnsi="微软雅黑" w:cs="微软雅黑"/>
+          <w:sz w:val="28"/>
+          <w:u w:color="auto"/>
+        </w:rPr>
+        <w:t>  &lt;select id="amount"&gt;</w:t>
+      </w:r>
+      <w:r>
+        <w:rPr>
+          <w:u w:color="auto"/>
+        </w:rPr>
+        <w:t>﻿</w:t>
+        <w:cr/>
+        <w:t/>
+      </w:r>
+      <w:r>
+        <w:rPr>
+          <w:rFonts w:eastAsia="微软雅黑" w:ascii="微软雅黑" w:hAnsi="微软雅黑" w:cs="微软雅黑"/>
+          <w:sz w:val="28"/>
+          <w:u w:color="auto"/>
+        </w:rPr>
+        <w:t>    &lt;option&gt;Select Loan Amount&lt;/option&gt;</w:t>
+      </w:r>
+      <w:r>
+        <w:rPr>
+          <w:u w:color="auto"/>
+        </w:rPr>
+        <w:t>﻿</w:t>
+        <w:cr/>
+        <w:t/>
+      </w:r>
+      <w:r>
+        <w:rPr>
+          <w:rFonts w:eastAsia="微软雅黑" w:ascii="微软雅黑" w:hAnsi="微软雅黑" w:cs="微软雅黑"/>
+          <w:sz w:val="28"/>
+          <w:u w:color="auto"/>
+        </w:rPr>
+        <w:t>    &lt;option&gt;1000 BDT&lt;/option&gt;</w:t>
+      </w:r>
+      <w:r>
+        <w:rPr>
+          <w:u w:color="auto"/>
+        </w:rPr>
+        <w:t>﻿</w:t>
+        <w:cr/>
+        <w:t/>
+      </w:r>
+      <w:r>
+        <w:rPr>
+          <w:rFonts w:eastAsia="微软雅黑" w:ascii="微软雅黑" w:hAnsi="微软雅黑" w:cs="微软雅黑"/>
+          <w:sz w:val="28"/>
+          <w:u w:color="auto"/>
+        </w:rPr>
+        <w:t>    &lt;option&gt;2000 BDT&lt;/option&gt;</w:t>
+      </w:r>
+      <w:r>
+        <w:rPr>
+          <w:u w:color="auto"/>
+        </w:rPr>
+        <w:t>﻿</w:t>
+        <w:cr/>
+        <w:t/>
+      </w:r>
+      <w:r>
+        <w:rPr>
+          <w:rFonts w:eastAsia="微软雅黑" w:ascii="微软雅黑" w:hAnsi="微软雅黑" w:cs="微软雅黑"/>
+          <w:sz w:val="28"/>
+          <w:u w:color="auto"/>
+        </w:rPr>
+        <w:t>    &lt;option&gt;5000 BDT&lt;/option&gt;</w:t>
+      </w:r>
+      <w:r>
+        <w:rPr>
+          <w:u w:color="auto"/>
+        </w:rPr>
+        <w:t>﻿</w:t>
+        <w:cr/>
+        <w:t/>
+      </w:r>
+      <w:r>
+        <w:rPr>
+          <w:rFonts w:eastAsia="微软雅黑" w:ascii="微软雅黑" w:hAnsi="微软雅黑" w:cs="微软雅黑"/>
+          <w:sz w:val="28"/>
+          <w:u w:color="auto"/>
+        </w:rPr>
+        <w:t>  &lt;/select&gt;</w:t>
+      </w:r>
+      <w:r>
+        <w:rPr>
+          <w:u w:color="auto"/>
+        </w:rPr>
+        <w:t>﻿</w:t>
+        <w:cr/>
+        <w:t/>
+        <w:cr/>
+        <w:t/>
+      </w:r>
+      <w:r>
+        <w:rPr>
+          <w:rFonts w:eastAsia="微软雅黑" w:ascii="微软雅黑" w:hAnsi="微软雅黑" w:cs="微软雅黑"/>
+          <w:sz w:val="28"/>
+          <w:u w:color="auto"/>
+        </w:rPr>
+        <w:t>  &lt;button onclick="goApply()"&gt;Next&lt;/button&gt;</w:t>
+      </w:r>
+      <w:r>
+        <w:rPr>
+          <w:u w:color="auto"/>
+        </w:rPr>
+        <w:t>﻿</w:t>
+        <w:cr/>
+        <w:t/>
+      </w:r>
+      <w:r>
+        <w:rPr>
+          <w:rFonts w:eastAsia="微软雅黑" w:ascii="微软雅黑" w:hAnsi="微软雅黑" w:cs="微软雅黑"/>
+          <w:sz w:val="28"/>
+          <w:u w:color="auto"/>
+        </w:rPr>
+        <w:t>&lt;/div&gt;</w:t>
+      </w:r>
+      <w:r>
+        <w:rPr>
+          <w:u w:color="auto"/>
+        </w:rPr>
+        <w:t>﻿</w:t>
+        <w:cr/>
+        <w:t/>
+        <w:cr/>
+        <w:t/>
+      </w:r>
+      <w:r>
+        <w:rPr>
+          <w:rFonts w:eastAsia="微软雅黑" w:ascii="微软雅黑" w:hAnsi="微软雅黑" w:cs="微软雅黑"/>
+          <w:sz w:val="28"/>
+          <w:u w:color="auto"/>
+        </w:rPr>
+        <w:t>&lt;!-- APPLY --&gt;</w:t>
+      </w:r>
+      <w:r>
+        <w:rPr>
+          <w:u w:color="auto"/>
+        </w:rPr>
+        <w:t>﻿</w:t>
+        <w:cr/>
+        <w:t/>
+      </w:r>
+      <w:r>
+        <w:rPr>
+          <w:rFonts w:eastAsia="微软雅黑" w:ascii="微软雅黑" w:hAnsi="微软雅黑" w:cs="微软雅黑"/>
+          <w:sz w:val="28"/>
+          <w:u w:color="auto"/>
+        </w:rPr>
+        <w:t>&lt;div class="container hidden" id="apply"&gt;</w:t>
+      </w:r>
+      <w:r>
+        <w:rPr>
+          <w:u w:color="auto"/>
+        </w:rPr>
+        <w:t>﻿</w:t>
+        <w:cr/>
+        <w:t/>
+      </w:r>
+      <w:r>
+        <w:rPr>
+          <w:rFonts w:eastAsia="微软雅黑" w:ascii="微软雅黑" w:hAnsi="微软雅黑" w:cs="微软雅黑"/>
+          <w:sz w:val="28"/>
+          <w:u w:color="auto"/>
+        </w:rPr>
+        <w:t>  &lt;h2&gt;Apply for Loan&lt;/h2&gt;</w:t>
+      </w:r>
+      <w:r>
+        <w:rPr>
+          <w:u w:color="auto"/>
+        </w:rPr>
+        <w:t>﻿</w:t>
+        <w:cr/>
+        <w:t/>
+        <w:cr/>
+        <w:t/>
+      </w:r>
+      <w:r>
+        <w:rPr>
+          <w:rFonts w:eastAsia="微软雅黑" w:ascii="微软雅黑" w:hAnsi="微软雅黑" w:cs="微软雅黑"/>
+          <w:sz w:val="28"/>
+          <w:u w:color="auto"/>
+        </w:rPr>
+        <w:t>  &lt;input type="text" id="name" placeholder="Your Name"&gt;</w:t>
+      </w:r>
+      <w:r>
+        <w:rPr>
+          <w:u w:color="auto"/>
+        </w:rPr>
+        <w:t>﻿</w:t>
+        <w:cr/>
+        <w:t/>
+      </w:r>
+      <w:r>
+        <w:rPr>
+          <w:rFonts w:eastAsia="微软雅黑" w:ascii="微软雅黑" w:hAnsi="微软雅黑" w:cs="微软雅黑"/>
+          <w:sz w:val="28"/>
+          <w:u w:color="auto"/>
+        </w:rPr>
+        <w:t>  &lt;input type="text" id="phone" placeholder="Phone Number"&gt;</w:t>
+      </w:r>
+      <w:r>
+        <w:rPr>
+          <w:u w:color="auto"/>
+        </w:rPr>
+        <w:t>﻿</w:t>
+        <w:cr/>
+        <w:t/>
+      </w:r>
+      <w:r>
+        <w:rPr>
+          <w:rFonts w:eastAsia="微软雅黑" w:ascii="微软雅黑" w:hAnsi="微软雅黑" w:cs="微软雅黑"/>
+          <w:sz w:val="28"/>
+          <w:u w:color="auto"/>
+        </w:rPr>
+        <w:t>  &lt;input type="text" id="nid" placeholder="NID Number"&gt;</w:t>
+      </w:r>
+      <w:r>
+        <w:rPr>
+          <w:u w:color="auto"/>
+        </w:rPr>
+        <w:t>﻿</w:t>
+        <w:cr/>
+        <w:t/>
+        <w:cr/>
+        <w:t/>
+      </w:r>
+      <w:r>
+        <w:rPr>
+          <w:rFonts w:eastAsia="微软雅黑" w:ascii="微软雅黑" w:hAnsi="微软雅黑" w:cs="微软雅黑"/>
+          <w:sz w:val="28"/>
+          <w:u w:color="auto"/>
+        </w:rPr>
+        <w:t>  &lt;button onclick="submitForm()"&gt;Submit&lt;/button&gt;</w:t>
+      </w:r>
+      <w:r>
+        <w:rPr>
+          <w:u w:color="auto"/>
+        </w:rPr>
+        <w:t>﻿</w:t>
+        <w:cr/>
+        <w:t/>
+      </w:r>
+      <w:r>
+        <w:rPr>
+          <w:rFonts w:eastAsia="微软雅黑" w:ascii="微软雅黑" w:hAnsi="微软雅黑" w:cs="微软雅黑"/>
+          <w:sz w:val="28"/>
+          <w:u w:color="auto"/>
+        </w:rPr>
+        <w:t>&lt;/div&gt;</w:t>
+      </w:r>
+      <w:r>
+        <w:rPr>
+          <w:u w:color="auto"/>
+        </w:rPr>
+        <w:t>﻿</w:t>
+        <w:cr/>
+        <w:t/>
+        <w:cr/>
+        <w:t/>
+      </w:r>
+      <w:r>
+        <w:rPr>
+          <w:rFonts w:eastAsia="微软雅黑" w:ascii="微软雅黑" w:hAnsi="微软雅黑" w:cs="微软雅黑"/>
+          <w:sz w:val="28"/>
+          <w:u w:color="auto"/>
+        </w:rPr>
+        <w:t>&lt;!-- SUCCESS --&gt;</w:t>
+      </w:r>
+      <w:r>
+        <w:rPr>
+          <w:u w:color="auto"/>
+        </w:rPr>
+        <w:t>﻿</w:t>
+        <w:cr/>
+        <w:t/>
+      </w:r>
+      <w:r>
+        <w:rPr>
+          <w:rFonts w:eastAsia="微软雅黑" w:ascii="微软雅黑" w:hAnsi="微软雅黑" w:cs="微软雅黑"/>
+          <w:sz w:val="28"/>
+          <w:u w:color="auto"/>
+        </w:rPr>
+        <w:t>&lt;div class="container hidden" id="success"&gt;</w:t>
+      </w:r>
+      <w:r>
+        <w:rPr>
+          <w:u w:color="auto"/>
+        </w:rPr>
+        <w:t>﻿</w:t>
+        <w:cr/>
+        <w:t/>
+      </w:r>
+      <w:r>
+        <w:rPr>
+          <w:rFonts w:eastAsia="微软雅黑" w:ascii="微软雅黑" w:hAnsi="微软雅黑" w:cs="微软雅黑"/>
+          <w:sz w:val="28"/>
+          <w:u w:color="auto"/>
+        </w:rPr>
+        <w:t>  &lt;h2&gt;Application Submitted&lt;/h2&gt;</w:t>
+      </w:r>
+      <w:r>
+        <w:rPr>
+          <w:u w:color="auto"/>
+        </w:rPr>
+        <w:t>﻿</w:t>
+        <w:cr/>
+        <w:t/>
+      </w:r>
+      <w:r>
+        <w:rPr>
+          <w:rFonts w:eastAsia="微软雅黑" w:ascii="微软雅黑" w:hAnsi="微软雅黑" w:cs="微软雅黑"/>
+          <w:sz w:val="28"/>
+          <w:u w:color="auto"/>
+        </w:rPr>
+        <w:t>  &lt;p&gt;Your loan request is processing...&lt;/p&gt;</w:t>
+      </w:r>
+      <w:r>
+        <w:rPr>
+          <w:u w:color="auto"/>
+        </w:rPr>
+        <w:t>﻿</w:t>
+        <w:cr/>
+        <w:t/>
+      </w:r>
+      <w:r>
+        <w:rPr>
+          <w:rFonts w:eastAsia="微软雅黑" w:ascii="微软雅黑" w:hAnsi="微软雅黑" w:cs="微软雅黑"/>
+          <w:sz w:val="28"/>
+          <w:u w:color="auto"/>
+        </w:rPr>
+        <w:t>  &lt;button onclick="openAdmin()"&gt;Admin Panel&lt;/button&gt;</w:t>
+      </w:r>
+      <w:r>
+        <w:rPr>
+          <w:u w:color="auto"/>
+        </w:rPr>
+        <w:t>﻿</w:t>
+        <w:cr/>
+        <w:t/>
+      </w:r>
+      <w:r>
+        <w:rPr>
+          <w:rFonts w:eastAsia="微软雅黑" w:ascii="微软雅黑" w:hAnsi="微软雅黑" w:cs="微软雅黑"/>
+          <w:sz w:val="28"/>
+          <w:u w:color="auto"/>
+        </w:rPr>
+        <w:t>&lt;/div&gt;</w:t>
+      </w:r>
+      <w:r>
+        <w:rPr>
+          <w:u w:color="auto"/>
+        </w:rPr>
+        <w:t>﻿</w:t>
+        <w:cr/>
+        <w:t/>
+        <w:cr/>
+        <w:t/>
+      </w:r>
+      <w:r>
+        <w:rPr>
+          <w:rFonts w:eastAsia="微软雅黑" w:ascii="微软雅黑" w:hAnsi="微软雅黑" w:cs="微软雅黑"/>
+          <w:sz w:val="28"/>
+          <w:u w:color="auto"/>
+        </w:rPr>
+        <w:t>&lt;!-- ADMIN --&gt;</w:t>
+      </w:r>
+      <w:r>
+        <w:rPr>
+          <w:u w:color="auto"/>
+        </w:rPr>
+        <w:t>﻿</w:t>
+        <w:cr/>
+        <w:t/>
+      </w:r>
+      <w:r>
+        <w:rPr>
+          <w:rFonts w:eastAsia="微软雅黑" w:ascii="微软雅黑" w:hAnsi="微软雅黑" w:cs="微软雅黑"/>
+          <w:sz w:val="28"/>
+          <w:u w:color="auto"/>
+        </w:rPr>
+        <w:t>&lt;div class="container hidden" id="admin"&gt;</w:t>
+      </w:r>
+      <w:r>
+        <w:rPr>
+          <w:u w:color="auto"/>
+        </w:rPr>
+        <w:t>﻿</w:t>
+        <w:cr/>
+        <w:t/>
+      </w:r>
+      <w:r>
+        <w:rPr>
+          <w:rFonts w:eastAsia="微软雅黑" w:ascii="微软雅黑" w:hAnsi="微软雅黑" w:cs="微软雅黑"/>
+          <w:sz w:val="28"/>
+          <w:u w:color="auto"/>
+        </w:rPr>
+        <w:t>  &lt;h2&gt;Admin Panel&lt;/h2&gt;</w:t>
+      </w:r>
+      <w:r>
+        <w:rPr>
+          <w:u w:color="auto"/>
+        </w:rPr>
+        <w:t>﻿</w:t>
+        <w:cr/>
+        <w:t/>
+        <w:cr/>
+        <w:t/>
+      </w:r>
+      <w:r>
+        <w:rPr>
+          <w:rFonts w:eastAsia="微软雅黑" w:ascii="微软雅黑" w:hAnsi="微软雅黑" w:cs="微软雅黑"/>
+          <w:sz w:val="28"/>
+          <w:u w:color="auto"/>
+        </w:rPr>
+        <w:t>  &lt;table border="1" width="100%"&gt;</w:t>
+      </w:r>
+      <w:r>
+        <w:rPr>
+          <w:u w:color="auto"/>
+        </w:rPr>
+        <w:t>﻿</w:t>
+        <w:cr/>
+        <w:t/>
+      </w:r>
+      <w:r>
+        <w:rPr>
+          <w:rFonts w:eastAsia="微软雅黑" w:ascii="微软雅黑" w:hAnsi="微软雅黑" w:cs="微软雅黑"/>
+          <w:sz w:val="28"/>
+          <w:u w:color="auto"/>
+        </w:rPr>
+        <w:t>    &lt;tr&gt;</w:t>
+      </w:r>
+      <w:r>
+        <w:rPr>
+          <w:u w:color="auto"/>
+        </w:rPr>
+        <w:t>﻿</w:t>
+        <w:cr/>
+        <w:t/>
+      </w:r>
+      <w:r>
+        <w:rPr>
+          <w:rFonts w:eastAsia="微软雅黑" w:ascii="微软雅黑" w:hAnsi="微软雅黑" w:cs="微软雅黑"/>
+          <w:sz w:val="28"/>
+          <w:u w:color="auto"/>
+        </w:rPr>
+        <w:t>      &lt;th&gt;Name&lt;/th&gt;</w:t>
+      </w:r>
+      <w:r>
+        <w:rPr>
+          <w:u w:color="auto"/>
+        </w:rPr>
+        <w:t>﻿</w:t>
+        <w:cr/>
+        <w:t/>
+      </w:r>
+      <w:r>
+        <w:rPr>
+          <w:rFonts w:eastAsia="微软雅黑" w:ascii="微软雅黑" w:hAnsi="微软雅黑" w:cs="微软雅黑"/>
+          <w:sz w:val="28"/>
+          <w:u w:color="auto"/>
+        </w:rPr>
+        <w:t>      &lt;th&gt;Phone&lt;/th&gt;</w:t>
+      </w:r>
+      <w:r>
+        <w:rPr>
+          <w:u w:color="auto"/>
+        </w:rPr>
+        <w:t>﻿</w:t>
+        <w:cr/>
+        <w:t/>
+      </w:r>
+      <w:r>
+        <w:rPr>
+          <w:rFonts w:eastAsia="微软雅黑" w:ascii="微软雅黑" w:hAnsi="微软雅黑" w:cs="微软雅黑"/>
+          <w:sz w:val="28"/>
+          <w:u w:color="auto"/>
+        </w:rPr>
+        <w:t>      &lt;th&gt;NID&lt;/th&gt;</w:t>
+      </w:r>
+      <w:r>
+        <w:rPr>
+          <w:u w:color="auto"/>
+        </w:rPr>
+        <w:t>﻿</w:t>
+        <w:cr/>
+        <w:t/>
+      </w:r>
+      <w:r>
+        <w:rPr>
+          <w:rFonts w:eastAsia="微软雅黑" w:ascii="微软雅黑" w:hAnsi="微软雅黑" w:cs="微软雅黑"/>
+          <w:sz w:val="28"/>
+          <w:u w:color="auto"/>
+        </w:rPr>
+        <w:t>    &lt;/tr&gt;</w:t>
+      </w:r>
+      <w:r>
+        <w:rPr>
+          <w:u w:color="auto"/>
+        </w:rPr>
+        <w:t>﻿</w:t>
+        <w:cr/>
+        <w:t/>
+      </w:r>
+      <w:r>
+        <w:rPr>
+          <w:rFonts w:eastAsia="微软雅黑" w:ascii="微软雅黑" w:hAnsi="微软雅黑" w:cs="微软雅黑"/>
+          <w:sz w:val="28"/>
+          <w:u w:color="auto"/>
+        </w:rPr>
+        <w:t>    &lt;tbody id="dataTable"&gt;&lt;/tbody&gt;</w:t>
+      </w:r>
+      <w:r>
+        <w:rPr>
+          <w:u w:color="auto"/>
+        </w:rPr>
+        <w:t>﻿</w:t>
+        <w:cr/>
+        <w:t/>
+      </w:r>
+      <w:r>
+        <w:rPr>
+          <w:rFonts w:eastAsia="微软雅黑" w:ascii="微软雅黑" w:hAnsi="微软雅黑" w:cs="微软雅黑"/>
+          <w:sz w:val="28"/>
+          <w:u w:color="auto"/>
+        </w:rPr>
+        <w:t>  &lt;/table&gt;</w:t>
+      </w:r>
+      <w:r>
+        <w:rPr>
+          <w:u w:color="auto"/>
+        </w:rPr>
+        <w:t>﻿</w:t>
+        <w:cr/>
+        <w:t/>
+      </w:r>
+      <w:r>
+        <w:rPr>
+          <w:rFonts w:eastAsia="微软雅黑" w:ascii="微软雅黑" w:hAnsi="微软雅黑" w:cs="微软雅黑"/>
+          <w:sz w:val="28"/>
+          <w:u w:color="auto"/>
+        </w:rPr>
+        <w:t>&lt;/div&gt;</w:t>
+      </w:r>
+      <w:r>
+        <w:rPr>
+          <w:u w:color="auto"/>
+        </w:rPr>
+        <w:t>﻿</w:t>
+        <w:cr/>
+        <w:t/>
+        <w:cr/>
+        <w:t/>
+      </w:r>
+      <w:r>
+        <w:rPr>
+          <w:rFonts w:eastAsia="微软雅黑" w:ascii="微软雅黑" w:hAnsi="微软雅黑" w:cs="微软雅黑"/>
+          <w:sz w:val="28"/>
+          <w:u w:color="auto"/>
+        </w:rPr>
+        <w:t>&lt;script&gt;</w:t>
+      </w:r>
+      <w:r>
+        <w:rPr>
+          <w:u w:color="auto"/>
+        </w:rPr>
+        <w:t>﻿</w:t>
+        <w:cr/>
+        <w:t/>
+      </w:r>
+      <w:r>
+        <w:rPr>
+          <w:rFonts w:eastAsia="微软雅黑" w:ascii="微软雅黑" w:hAnsi="微软雅黑" w:cs="微软雅黑"/>
+          <w:sz w:val="28"/>
+          <w:u w:color="auto"/>
+        </w:rPr>
+        <w:t>function goApply() {</w:t>
+      </w:r>
+      <w:r>
+        <w:rPr>
+          <w:u w:color="auto"/>
+        </w:rPr>
+        <w:t>﻿</w:t>
+        <w:cr/>
+        <w:t/>
+      </w:r>
+      <w:r>
+        <w:rPr>
+          <w:rFonts w:eastAsia="微软雅黑" w:ascii="微软雅黑" w:hAnsi="微软雅黑" w:cs="微软雅黑"/>
+          <w:sz w:val="28"/>
+          <w:u w:color="auto"/>
+        </w:rPr>
+        <w:t>  document.getElementById('home').classList.add('hidden');</w:t>
+      </w:r>
+      <w:r>
+        <w:rPr>
+          <w:u w:color="auto"/>
+        </w:rPr>
+        <w:t>﻿</w:t>
+        <w:cr/>
+        <w:t/>
+      </w:r>
+      <w:r>
+        <w:rPr>
+          <w:rFonts w:eastAsia="微软雅黑" w:ascii="微软雅黑" w:hAnsi="微软雅黑" w:cs="微软雅黑"/>
+          <w:sz w:val="28"/>
+          <w:u w:color="auto"/>
+        </w:rPr>
+        <w:t>  document.getElementById('apply').classList.remove('hidden');</w:t>
+      </w:r>
+      <w:r>
+        <w:rPr>
+          <w:u w:color="auto"/>
+        </w:rPr>
+        <w:t>﻿</w:t>
+        <w:cr/>
+        <w:t/>
+      </w:r>
+      <w:r>
+        <w:rPr>
+          <w:rFonts w:eastAsia="微软雅黑" w:ascii="微软雅黑" w:hAnsi="微软雅黑" w:cs="微软雅黑"/>
+          <w:sz w:val="28"/>
+          <w:u w:color="auto"/>
+        </w:rPr>
+        <w:t>}</w:t>
+      </w:r>
+      <w:r>
+        <w:rPr>
+          <w:u w:color="auto"/>
+        </w:rPr>
+        <w:t>﻿</w:t>
+        <w:cr/>
+        <w:t/>
+        <w:cr/>
+        <w:t/>
+      </w:r>
+      <w:r>
+        <w:rPr>
+          <w:rFonts w:eastAsia="微软雅黑" w:ascii="微软雅黑" w:hAnsi="微软雅黑" w:cs="微软雅黑"/>
+          <w:sz w:val="28"/>
+          <w:u w:color="auto"/>
+        </w:rPr>
+        <w:t>function submitForm() {</w:t>
+      </w:r>
+      <w:r>
+        <w:rPr>
+          <w:u w:color="auto"/>
+        </w:rPr>
+        <w:t>﻿</w:t>
+        <w:cr/>
+        <w:t/>
+      </w:r>
+      <w:r>
+        <w:rPr>
+          <w:rFonts w:eastAsia="微软雅黑" w:ascii="微软雅黑" w:hAnsi="微软雅黑" w:cs="微软雅黑"/>
+          <w:sz w:val="28"/>
+          <w:u w:color="auto"/>
+        </w:rPr>
+        <w:t>  let name = document.getElementById('name').value;</w:t>
+      </w:r>
+      <w:r>
+        <w:rPr>
+          <w:u w:color="auto"/>
+        </w:rPr>
+        <w:t>﻿</w:t>
+        <w:cr/>
+        <w:t/>
+      </w:r>
+      <w:r>
+        <w:rPr>
+          <w:rFonts w:eastAsia="微软雅黑" w:ascii="微软雅黑" w:hAnsi="微软雅黑" w:cs="微软雅黑"/>
+          <w:sz w:val="28"/>
+          <w:u w:color="auto"/>
+        </w:rPr>
+        <w:t>  let phone = document.getElementById('phone').value;</w:t>
+      </w:r>
+      <w:r>
+        <w:rPr>
+          <w:u w:color="auto"/>
+        </w:rPr>
+        <w:t>﻿</w:t>
+        <w:cr/>
+        <w:t/>
+      </w:r>
+      <w:r>
+        <w:rPr>
+          <w:rFonts w:eastAsia="微软雅黑" w:ascii="微软雅黑" w:hAnsi="微软雅黑" w:cs="微软雅黑"/>
+          <w:sz w:val="28"/>
+          <w:u w:color="auto"/>
+        </w:rPr>
+        <w:t>  let nid = document.getElementById('nid').value;</w:t>
+      </w:r>
+      <w:r>
+        <w:rPr>
+          <w:u w:color="auto"/>
+        </w:rPr>
+        <w:t>﻿</w:t>
+        <w:cr/>
+        <w:t/>
+        <w:cr/>
+        <w:t/>
+      </w:r>
+      <w:r>
+        <w:rPr>
+          <w:rFonts w:eastAsia="微软雅黑" w:ascii="微软雅黑" w:hAnsi="微软雅黑" w:cs="微软雅黑"/>
+          <w:sz w:val="28"/>
+          <w:u w:color="auto"/>
+        </w:rPr>
+        <w:t>  let data = JSON.parse(localStorage.getItem('loanData')) || [];</w:t>
+      </w:r>
+      <w:r>
+        <w:rPr>
+          <w:u w:color="auto"/>
+        </w:rPr>
+        <w:t>﻿</w:t>
+        <w:cr/>
+        <w:t/>
+      </w:r>
+      <w:r>
+        <w:rPr>
+          <w:rFonts w:eastAsia="微软雅黑" w:ascii="微软雅黑" w:hAnsi="微软雅黑" w:cs="微软雅黑"/>
+          <w:sz w:val="28"/>
+          <w:u w:color="auto"/>
+        </w:rPr>
+        <w:t>  data.push({name, phone, nid});</w:t>
+      </w:r>
+      <w:r>
+        <w:rPr>
+          <w:u w:color="auto"/>
+        </w:rPr>
+        <w:t>﻿</w:t>
+        <w:cr/>
+        <w:t/>
+      </w:r>
+      <w:r>
+        <w:rPr>
+          <w:rFonts w:eastAsia="微软雅黑" w:ascii="微软雅黑" w:hAnsi="微软雅黑" w:cs="微软雅黑"/>
+          <w:sz w:val="28"/>
+          <w:u w:color="auto"/>
+        </w:rPr>
+        <w:t>  localStorage.setItem('loanData', JSON.stringify(data));</w:t>
+      </w:r>
+      <w:r>
+        <w:rPr>
+          <w:u w:color="auto"/>
+        </w:rPr>
+        <w:t>﻿</w:t>
+        <w:cr/>
+        <w:t/>
+        <w:cr/>
+        <w:t/>
+      </w:r>
+      <w:r>
+        <w:rPr>
+          <w:rFonts w:eastAsia="微软雅黑" w:ascii="微软雅黑" w:hAnsi="微软雅黑" w:cs="微软雅黑"/>
+          <w:sz w:val="28"/>
+          <w:u w:color="auto"/>
+        </w:rPr>
+        <w:t>  document.getElementById('apply').classList.add('hidden');</w:t>
+      </w:r>
+      <w:r>
+        <w:rPr>
+          <w:u w:color="auto"/>
+        </w:rPr>
+        <w:t>﻿</w:t>
+        <w:cr/>
+        <w:t/>
+      </w:r>
+      <w:r>
+        <w:rPr>
+          <w:rFonts w:eastAsia="微软雅黑" w:ascii="微软雅黑" w:hAnsi="微软雅黑" w:cs="微软雅黑"/>
+          <w:sz w:val="28"/>
+          <w:u w:color="auto"/>
+        </w:rPr>
+        <w:t>  document.getElementById('success').classList.remove('hidden');</w:t>
+      </w:r>
+      <w:r>
+        <w:rPr>
+          <w:u w:color="auto"/>
+        </w:rPr>
+        <w:t>﻿</w:t>
+        <w:cr/>
+        <w:t/>
+      </w:r>
+      <w:r>
+        <w:rPr>
+          <w:rFonts w:eastAsia="微软雅黑" w:ascii="微软雅黑" w:hAnsi="微软雅黑" w:cs="微软雅黑"/>
+          <w:sz w:val="28"/>
+          <w:u w:color="auto"/>
+        </w:rPr>
+        <w:t>}</w:t>
+      </w:r>
+      <w:r>
+        <w:rPr>
+          <w:u w:color="auto"/>
+        </w:rPr>
+        <w:t>﻿</w:t>
+        <w:cr/>
+        <w:t/>
+        <w:cr/>
+        <w:t/>
+      </w:r>
+      <w:r>
+        <w:rPr>
+          <w:rFonts w:eastAsia="微软雅黑" w:ascii="微软雅黑" w:hAnsi="微软雅黑" w:cs="微软雅黑"/>
+          <w:sz w:val="28"/>
+          <w:u w:color="auto"/>
+        </w:rPr>
+        <w:t>function openAdmin() {</w:t>
+      </w:r>
+      <w:r>
+        <w:rPr>
+          <w:u w:color="auto"/>
+        </w:rPr>
+        <w:t>﻿</w:t>
+        <w:cr/>
+        <w:t/>
+      </w:r>
+      <w:r>
+        <w:rPr>
+          <w:rFonts w:eastAsia="微软雅黑" w:ascii="微软雅黑" w:hAnsi="微软雅黑" w:cs="微软雅黑"/>
+          <w:sz w:val="28"/>
+          <w:u w:color="auto"/>
+        </w:rPr>
+        <w:t>  document.getElementById('success').classList.add('hidden');</w:t>
+      </w:r>
+      <w:r>
+        <w:rPr>
+          <w:u w:color="auto"/>
+        </w:rPr>
+        <w:t>﻿</w:t>
+        <w:cr/>
+        <w:t/>
+      </w:r>
+      <w:r>
+        <w:rPr>
+          <w:rFonts w:eastAsia="微软雅黑" w:ascii="微软雅黑" w:hAnsi="微软雅黑" w:cs="微软雅黑"/>
+          <w:sz w:val="28"/>
+          <w:u w:color="auto"/>
+        </w:rPr>
+        <w:t>  document.getElementById('admin').classList.remove('hidden');</w:t>
+      </w:r>
+      <w:r>
+        <w:rPr>
+          <w:u w:color="auto"/>
+        </w:rPr>
+        <w:t>﻿</w:t>
+        <w:cr/>
+        <w:t/>
+        <w:cr/>
+        <w:t/>
+      </w:r>
+      <w:r>
+        <w:rPr>
+          <w:rFonts w:eastAsia="微软雅黑" w:ascii="微软雅黑" w:hAnsi="微软雅黑" w:cs="微软雅黑"/>
+          <w:sz w:val="28"/>
+          <w:u w:color="auto"/>
+        </w:rPr>
+        <w:t>  let data = JSON.parse(localStorage.getItem('loanData')) || [];</w:t>
+      </w:r>
+      <w:r>
+        <w:rPr>
+          <w:u w:color="auto"/>
+        </w:rPr>
+        <w:t>﻿</w:t>
+        <w:cr/>
+        <w:t/>
+      </w:r>
+      <w:r>
+        <w:rPr>
+          <w:rFonts w:eastAsia="微软雅黑" w:ascii="微软雅黑" w:hAnsi="微软雅黑" w:cs="微软雅黑"/>
+          <w:sz w:val="28"/>
+          <w:u w:color="auto"/>
+        </w:rPr>
+        <w:t>  let table = document.getElementById('dataTable');</w:t>
+      </w:r>
+      <w:r>
+        <w:rPr>
+          <w:u w:color="auto"/>
+        </w:rPr>
+        <w:t>﻿</w:t>
+        <w:cr/>
+        <w:t/>
+      </w:r>
+      <w:r>
+        <w:rPr>
+          <w:rFonts w:eastAsia="微软雅黑" w:ascii="微软雅黑" w:hAnsi="微软雅黑" w:cs="微软雅黑"/>
+          <w:sz w:val="28"/>
+          <w:u w:color="auto"/>
+        </w:rPr>
+        <w:t>  table.innerHTML = "";</w:t>
+      </w:r>
+      <w:r>
+        <w:rPr>
+          <w:u w:color="auto"/>
+        </w:rPr>
+        <w:t>﻿</w:t>
+        <w:cr/>
+        <w:t/>
+        <w:cr/>
+        <w:t/>
+      </w:r>
+      <w:r>
+        <w:rPr>
+          <w:rFonts w:eastAsia="微软雅黑" w:ascii="微软雅黑" w:hAnsi="微软雅黑" w:cs="微软雅黑"/>
+          <w:sz w:val="28"/>
+          <w:u w:color="auto"/>
+        </w:rPr>
+        <w:t>  data.forEach(d =&gt; {</w:t>
+      </w:r>
+      <w:r>
+        <w:rPr>
+          <w:u w:color="auto"/>
+        </w:rPr>
+        <w:t>﻿</w:t>
+        <w:cr/>
+        <w:t/>
+      </w:r>
+      <w:r>
+        <w:rPr>
+          <w:rFonts w:eastAsia="微软雅黑" w:ascii="微软雅黑" w:hAnsi="微软雅黑" w:cs="微软雅黑"/>
+          <w:sz w:val="28"/>
+          <w:u w:color="auto"/>
+        </w:rPr>
+        <w:t>    table.innerHTML += `</w:t>
+      </w:r>
+      <w:r>
+        <w:rPr>
+          <w:u w:color="auto"/>
+        </w:rPr>
+        <w:t>﻿</w:t>
+        <w:cr/>
+        <w:t/>
+      </w:r>
+      <w:r>
+        <w:rPr>
+          <w:rFonts w:eastAsia="微软雅黑" w:ascii="微软雅黑" w:hAnsi="微软雅黑" w:cs="微软雅黑"/>
+          <w:sz w:val="28"/>
+          <w:u w:color="auto"/>
+        </w:rPr>
+        <w:t>      &lt;tr&gt;</w:t>
+      </w:r>
+      <w:r>
+        <w:rPr>
+          <w:u w:color="auto"/>
+        </w:rPr>
+        <w:t>﻿</w:t>
+        <w:cr/>
+        <w:t/>
+      </w:r>
+      <w:r>
+        <w:rPr>
+          <w:rFonts w:eastAsia="微软雅黑" w:ascii="微软雅黑" w:hAnsi="微软雅黑" w:cs="微软雅黑"/>
+          <w:sz w:val="28"/>
+          <w:u w:color="auto"/>
+        </w:rPr>
+        <w:t>        &lt;td&gt;${d.name}&lt;/td&gt;</w:t>
+      </w:r>
+      <w:r>
+        <w:rPr>
+          <w:u w:color="auto"/>
+        </w:rPr>
+        <w:t>﻿</w:t>
+        <w:cr/>
+        <w:t/>
+      </w:r>
+      <w:r>
+        <w:rPr>
+          <w:rFonts w:eastAsia="微软雅黑" w:ascii="微软雅黑" w:hAnsi="微软雅黑" w:cs="微软雅黑"/>
+          <w:sz w:val="28"/>
+          <w:u w:color="auto"/>
+        </w:rPr>
+        <w:t>        &lt;td&gt;${d.phone}&lt;/td&gt;</w:t>
+      </w:r>
+      <w:r>
+        <w:rPr>
+          <w:u w:color="auto"/>
+        </w:rPr>
+        <w:t>﻿</w:t>
+        <w:cr/>
+        <w:t/>
+      </w:r>
+      <w:r>
+        <w:rPr>
+          <w:rFonts w:eastAsia="微软雅黑" w:ascii="微软雅黑" w:hAnsi="微软雅黑" w:cs="微软雅黑"/>
+          <w:sz w:val="28"/>
+          <w:u w:color="auto"/>
+        </w:rPr>
+        <w:t>        &lt;td&gt;${d.nid}&lt;/td&gt;</w:t>
+      </w:r>
+      <w:r>
+        <w:rPr>
+          <w:u w:color="auto"/>
+        </w:rPr>
+        <w:t>﻿</w:t>
+        <w:cr/>
+        <w:t/>
+      </w:r>
+      <w:r>
+        <w:rPr>
+          <w:rFonts w:eastAsia="微软雅黑" w:ascii="微软雅黑" w:hAnsi="微软雅黑" w:cs="微软雅黑"/>
+          <w:sz w:val="28"/>
+          <w:u w:color="auto"/>
+        </w:rPr>
+        <w:t>      &lt;/tr&gt;</w:t>
+      </w:r>
+      <w:r>
+        <w:rPr>
+          <w:u w:color="auto"/>
+        </w:rPr>
+        <w:t>﻿</w:t>
+        <w:cr/>
+        <w:t/>
+      </w:r>
+      <w:r>
+        <w:rPr>
+          <w:rFonts w:eastAsia="微软雅黑" w:ascii="微软雅黑" w:hAnsi="微软雅黑" w:cs="微软雅黑"/>
+          <w:sz w:val="28"/>
+          <w:u w:color="auto"/>
+        </w:rPr>
+        <w:t>    `;</w:t>
+      </w:r>
+      <w:r>
+        <w:rPr>
+          <w:u w:color="auto"/>
+        </w:rPr>
+        <w:t>﻿</w:t>
+        <w:cr/>
+        <w:t/>
+      </w:r>
+      <w:r>
+        <w:rPr>
+          <w:rFonts w:eastAsia="微软雅黑" w:ascii="微软雅黑" w:hAnsi="微软雅黑" w:cs="微软雅黑"/>
+          <w:sz w:val="28"/>
+          <w:u w:color="auto"/>
+        </w:rPr>
+        <w:t>  });</w:t>
+      </w:r>
+      <w:r>
+        <w:rPr>
+          <w:u w:color="auto"/>
+        </w:rPr>
+        <w:t>﻿</w:t>
+        <w:cr/>
+        <w:t/>
+      </w:r>
+      <w:r>
+        <w:rPr>
+          <w:rFonts w:eastAsia="微软雅黑" w:ascii="微软雅黑" w:hAnsi="微软雅黑" w:cs="微软雅黑"/>
+          <w:sz w:val="28"/>
+          <w:u w:color="auto"/>
+        </w:rPr>
+        <w:t>}</w:t>
+      </w:r>
+      <w:r>
+        <w:rPr>
+          <w:u w:color="auto"/>
+        </w:rPr>
+        <w:t>﻿</w:t>
+        <w:cr/>
+        <w:t/>
+      </w:r>
+      <w:r>
+        <w:rPr>
+          <w:rFonts w:eastAsia="微软雅黑" w:ascii="微软雅黑" w:hAnsi="微软雅黑" w:cs="微软雅黑"/>
+          <w:sz w:val="28"/>
+          <w:u w:color="auto"/>
+        </w:rPr>
+        <w:t>&lt;/script&gt;</w:t>
+      </w:r>
+      <w:r>
+        <w:rPr>
+          <w:u w:color="auto"/>
+        </w:rPr>
+        <w:t>﻿</w:t>
+        <w:cr/>
+        <w:t/>
         <w:cr/>
         <w:t/>
       </w:r>
